--- a/docs/instruments/b5_briefing_student_bodies.docx
+++ b/docs/instruments/b5_briefing_student_bodies.docx
@@ -3,7 +3,7 @@
 <w:document xmlns:o="urn:schemas-microsoft-com:office:office" xmlns:r="http://schemas.openxmlformats.org/officeDocument/2006/relationships" xmlns:v="urn:schemas-microsoft-com:vml" xmlns:w="http://schemas.openxmlformats.org/wordprocessingml/2006/main" xmlns:w10="urn:schemas-microsoft-com:office:word" xmlns:wp="http://schemas.openxmlformats.org/drawingml/2006/wordprocessingDrawing" xmlns:pic="http://schemas.openxmlformats.org/drawingml/2006/picture" xmlns:wps="http://schemas.microsoft.com/office/word/2010/wordprocessingShape" xmlns:wpg="http://schemas.microsoft.com/office/word/2010/wordprocessingGroup" xmlns:mc="http://schemas.openxmlformats.org/markup-compatibility/2006" xmlns:wp14="http://schemas.microsoft.com/office/word/2010/wordprocessingDrawing" xmlns:w14="http://schemas.microsoft.com/office/word/2010/wordml" xmlns:w15="http://schemas.microsoft.com/office/word/2012/wordml" mc:Ignorable="w14 wp14 w15">
   <w:body>
     <w:p>
-      <w:hyperlink r:id="rId24">
+      <w:hyperlink r:id="rId19">
         <w:r>
           <w:drawing>
             <wp:inline>
@@ -20,7 +20,7 @@
                       </pic:cNvPicPr>
                     </pic:nvPicPr>
                     <pic:blipFill>
-                      <a:blip r:embed="rId23"/>
+                      <a:blip r:embed="rId18"/>
                       <a:stretch>
                         <a:fillRect/>
                       </a:stretch>
@@ -670,31 +670,19 @@
       </w:pPr>
       <w:r>
         <w:rPr/>
-        <w:t xml:space="preserve">Two factual findings from the </w:t>
+        <w:t xml:space="preserve">Two factual findings from </w:t>
       </w:r>
       <w:hyperlink r:id="rId2">
         <w:r>
           <w:rPr>
             <w:rStyle w:val="Hyperlink"/>
           </w:rPr>
-          <w:t>companion report</w:t>
+          <w:t>Responsible AI in Academic Research: A Competency Framework for Research Training</w:t>
         </w:r>
       </w:hyperlink>
       <w:r>
         <w:rPr/>
-        <w:t xml:space="preserve"> establish your opening position. First, among the 38 universities across 15 countries and jurisdictions reviewed in </w:t>
-      </w:r>
-      <w:hyperlink r:id="rId3">
-        <w:r>
-          <w:rPr>
-            <w:rStyle w:val="Hyperlink"/>
-          </w:rPr>
-          <w:t>the report</w:t>
-        </w:r>
-      </w:hyperlink>
-      <w:r>
-        <w:rPr/>
-        <w:t xml:space="preserve">’s baseline study (§1.3), only six publish AI policies that explicitly address AI literacy, graduate supervision, and thesis examination. Roughly four in ten institutions stop at what I call the plagiarism ceiling, treating generative AI solely as an academic integrity issue. Second, no university currently publishes its self-scoring against this readiness framework. In other words, reaching the </w:t>
+        <w:t xml:space="preserve"> establish your opening position. First, among the 38 universities across 15 countries and jurisdictions reviewed in the report’s baseline study (§1.3), only six publish AI policies that explicitly address AI literacy, graduate supervision, and thesis examination. Roughly four in ten institutions stop at what I call the plagiarism ceiling, treating generative AI solely as an academic integrity issue. Second, no university currently publishes its self-scoring against this readiness framework. In other words, reaching the </w:t>
       </w:r>
       <w:r>
         <w:rPr>
@@ -1968,19 +1956,7 @@
       </w:r>
       <w:r>
         <w:rPr/>
-        <w:t xml:space="preserve"> In many research environments, a lab adopts a new software tool and expects graduate students to be fluent in using it, even when no formal training has been provided. If the tool produces errors or hallucinations, those mistakes are often blamed on the student. Every tool class documented in Appendix C of </w:t>
-      </w:r>
-      <w:hyperlink r:id="rId4">
-        <w:r>
-          <w:rPr>
-            <w:rStyle w:val="Hyperlink"/>
-          </w:rPr>
-          <w:t>the report</w:t>
-        </w:r>
-      </w:hyperlink>
-      <w:r>
-        <w:rPr/>
-        <w:t xml:space="preserve"> carries known, documented failure modes, ranging from fabricated literature citations in search tools to invented text in audio transcription. Expecting students to navigate these tools safely without providing institutional training is a serious failure on Dimension 4, and it imposes an unfair personal and professional cost on graduate researchers.</w:t>
+        <w:t xml:space="preserve"> In many research environments, a lab adopts a new software tool and expects graduate students to be fluent in using it, even when no formal training has been provided. If the tool produces errors or hallucinations, those mistakes are often blamed on the student. Every tool class documented in Appendix C of the report carries known, documented failure modes, ranging from fabricated literature citations in search tools to invented text in audio transcription. Expecting students to navigate these tools safely without providing institutional training is a serious failure on Dimension 4, and it imposes an unfair personal and professional cost on graduate researchers.</w:t>
       </w:r>
     </w:p>
     <w:p>
@@ -3825,19 +3801,7 @@
       </w:r>
       <w:r>
         <w:rPr/>
-        <w:t xml:space="preserve"> This response reflects what I describe as the plagiarism ceiling, where roughly four in ten institutions in </w:t>
-      </w:r>
-      <w:hyperlink r:id="rId5">
-        <w:r>
-          <w:rPr>
-            <w:rStyle w:val="Hyperlink"/>
-          </w:rPr>
-          <w:t>the report</w:t>
-        </w:r>
-      </w:hyperlink>
-      <w:r>
-        <w:rPr/>
-        <w:t>’s benchmark sample currently remain (§1.3). Academic integrity policies designed to prevent cheating do not address the broader research-integrity, data-governance, and competency requirements of responsible AI use.</w:t>
+        <w:t xml:space="preserve"> This response reflects what I describe as the plagiarism ceiling, where roughly four in ten institutions in the report’s benchmark sample currently remain (§1.3). Academic integrity policies designed to prevent cheating do not address the broader research-integrity, data-governance, and competency requirements of responsible AI use.</w:t>
       </w:r>
     </w:p>
     <w:p>
@@ -4197,19 +4161,7 @@
       </w:pPr>
       <w:r>
         <w:rPr/>
-        <w:t xml:space="preserve">In §5.5 of </w:t>
-      </w:r>
-      <w:hyperlink r:id="rId6">
-        <w:r>
-          <w:rPr>
-            <w:rStyle w:val="Hyperlink"/>
-          </w:rPr>
-          <w:t>the report</w:t>
-        </w:r>
-      </w:hyperlink>
-      <w:r>
-        <w:rPr/>
-        <w:t>, I encourage graduate student representative bodies, including national and system-level associations, to commission and publish independent institutional benchmarking. If your organization decides to benchmark universities, following four straightforward rules will ensure your findings remain robust and defensible:</w:t>
+        <w:t>In §5.5 of the report, I encourage graduate student representative bodies, including national and system-level associations, to commission and publish independent institutional benchmarking. If your organization decides to benchmark universities, following four straightforward rules will ensure your findings remain robust and defensible:</w:t>
       </w:r>
     </w:p>
     <w:p>
@@ -6862,7 +6814,7 @@
         <w:keepLines/>
         <w:rPr/>
       </w:pPr>
-      <w:hyperlink r:id="rId7">
+      <w:hyperlink r:id="rId3">
         <w:r>
           <w:rPr>
             <w:rStyle w:val="Hyperlink"/>
@@ -6885,7 +6837,7 @@
                       </pic:cNvPicPr>
                     </pic:nvPicPr>
                     <pic:blipFill>
-                      <a:blip r:embed="rId8"/>
+                      <a:blip r:embed="rId4"/>
                       <a:stretch>
                         <a:fillRect/>
                       </a:stretch>
@@ -6926,7 +6878,7 @@
         <w:rPr/>
         <w:t xml:space="preserve"> · Professor and Director, Instats · </w:t>
       </w:r>
-      <w:hyperlink r:id="rId9">
+      <w:hyperlink r:id="rId5">
         <w:r>
           <w:rPr>
             <w:rStyle w:val="Hyperlink"/>
@@ -6938,7 +6890,7 @@
         <w:rPr/>
         <w:t xml:space="preserve"> · </w:t>
       </w:r>
-      <w:hyperlink r:id="rId10">
+      <w:hyperlink r:id="rId6">
         <w:r>
           <w:rPr>
             <w:rStyle w:val="Hyperlink"/>
@@ -6965,7 +6917,7 @@
         </w:rPr>
         <w:t xml:space="preserve">Part of the Instats AI Readiness Pack · </w:t>
       </w:r>
-      <w:hyperlink r:id="rId11">
+      <w:hyperlink r:id="rId7">
         <w:r>
           <w:rPr>
             <w:rStyle w:val="Hyperlink"/>
@@ -6984,19 +6936,7 @@
       </w:r>
       <w:r>
         <w:rPr/>
-        <w:t xml:space="preserve"> </w:t>
-      </w:r>
-      <w:hyperlink r:id="rId12">
-        <w:r>
-          <w:rPr>
-            <w:rStyle w:val="Hyperlink"/>
-          </w:rPr>
-          <w:t>Responsible AI in Academic Research: A Competency Framework for Research Training</w:t>
-        </w:r>
-      </w:hyperlink>
-      <w:r>
-        <w:rPr/>
-        <w:t xml:space="preserve"> </w:t>
+        <w:t xml:space="preserve"> Responsible AI in Academic Research: A Competency Framework for Research Training </w:t>
       </w:r>
       <w:r>
         <w:rPr>
@@ -7009,12 +6949,12 @@
       <w:bookmarkEnd w:id="9"/>
     </w:p>
     <w:sectPr>
-      <w:headerReference w:type="even" r:id="rId13"/>
-      <w:headerReference w:type="default" r:id="rId14"/>
-      <w:headerReference w:type="first" r:id="rId15"/>
-      <w:footerReference w:type="even" r:id="rId16"/>
-      <w:footerReference w:type="default" r:id="rId17"/>
-      <w:footerReference w:type="first" r:id="rId18"/>
+      <w:headerReference w:type="even" r:id="rId8"/>
+      <w:headerReference w:type="default" r:id="rId9"/>
+      <w:headerReference w:type="first" r:id="rId10"/>
+      <w:footerReference w:type="even" r:id="rId11"/>
+      <w:footerReference w:type="default" r:id="rId12"/>
+      <w:footerReference w:type="first" r:id="rId13"/>
       <w:type w:val="nextPage"/>
       <w:pgSz w:w="11906" w:h="16838"/>
       <w:pgMar w:left="1417" w:right="1417" w:gutter="0" w:header="720" w:top="1361" w:footer="720" w:bottom="1361"/>
@@ -9575,10 +9515,12 @@
     <w:unhideWhenUsed/>
     <w:rsid w:val="00aa1d8d"/>
     <w:pPr>
-      <w:spacing w:before="0" w:after="120"/>
+      <w:spacing w:lineRule="auto" w:line="348" w:before="0" w:after="160"/>
     </w:pPr>
     <w:rPr>
       <w:rFonts w:ascii="Georgia" w:hAnsi="Georgia" w:eastAsia="Georgia" w:cs="Georgia"/>
+      <w:color w:val="212529"/>
+      <w:sz w:val="24"/>
     </w:rPr>
   </w:style>
   <w:style w:type="paragraph" w:styleId="List">

--- a/docs/instruments/b5_briefing_student_bodies.docx
+++ b/docs/instruments/b5_briefing_student_bodies.docx
@@ -92,7 +92,7 @@
       <w:hyperlink r:id="rId27">
         <w:r>
           <w:rPr>
-            <w:rStyle w:val="Hyperlink"/>
+            <w:rStyle w:val="Hyperlink1"/>
             <w:i w:val="0"/>
           </w:rPr>
           <w:t xml:space="preserve">Browse the full online instrument catalogue</w:t>
@@ -4773,7 +4773,7 @@
       <w:hyperlink r:id="rId22">
         <w:r>
           <w:rPr>
-            <w:rStyle w:val="Hyperlink"/>
+            <w:rStyle w:val="Hyperlink1"/>
             <w:i w:val="1"/>
           </w:rPr>
           <w:t xml:space="preserve">The Institutional AI Readiness Pack: Self-Assessment and Implementation Tools for Responsible AI in Academic Research</w:t>
@@ -4788,7 +4788,7 @@
       <w:hyperlink r:id="rId23">
         <w:r>
           <w:rPr>
-            <w:rStyle w:val="Hyperlink"/>
+            <w:rStyle w:val="Hyperlink1"/>
             <w:i w:val="0"/>
           </w:rPr>
           <w:t xml:space="preserve">https://doi.org/10.61700/bv2nulyhht</w:t>
@@ -4816,7 +4816,7 @@
       <w:hyperlink r:id="rId24">
         <w:r>
           <w:rPr>
-            <w:rStyle w:val="Hyperlink"/>
+            <w:rStyle w:val="Hyperlink1"/>
             <w:i w:val="1"/>
           </w:rPr>
           <w:t xml:space="preserve">Responsible AI in Academic Research: A Competency Framework for Research Training</w:t>
@@ -4831,7 +4831,7 @@
       <w:hyperlink r:id="rId25">
         <w:r>
           <w:rPr>
-            <w:rStyle w:val="Hyperlink"/>
+            <w:rStyle w:val="Hyperlink1"/>
             <w:i w:val="0"/>
           </w:rPr>
           <w:t xml:space="preserve">https://doi.org/10.61700/t31oy23grr</w:t>
@@ -4859,7 +4859,7 @@
       <w:hyperlink r:id="rId26">
         <w:r>
           <w:rPr>
-            <w:rStyle w:val="Hyperlink"/>
+            <w:rStyle w:val="Hyperlink1"/>
             <w:i w:val="0"/>
           </w:rPr>
           <w:t xml:space="preserve">Creative Commons Attribution 4.0 International (CC BY 4.0)</w:t>
@@ -4871,6 +4871,8 @@
         </w:rPr>
         <w:t xml:space="preserve">. You may adapt them for institutional use with attribution.</w:t>
       </w:r>
+      <w:bookmarkEnd w:id="0"/>
+      <w:bookmarkEnd w:id="9"/>
     </w:p>
     <w:sectPr>
       <w:headerReference w:type="even" r:id="rId14"/>
